--- a/docs/MOCHI_Comments_Register.docx
+++ b/docs/MOCHI_Comments_Register.docx
@@ -24,7 +24,7 @@
         <w:br/>
         <w:t>Lao, H. A. A.  |  Macias, J. M. C.  |  Maglangit, R. M.</w:t>
         <w:br/>
-        <w:t>Generated 05 August 2026</w:t>
+        <w:t>Generated 12 August 2026</w:t>
       </w:r>
     </w:p>
     <w:p/>
@@ -1179,173 +1179,7 @@
               <w:rPr>
                 <w:sz w:val="17"/>
               </w:rPr>
-              <w:t>All 546 deepset texts appear verbatim inside jayavibhav - 100% overlap. deepset contributes zero new information. Either drop it from the corpus or disclose the subset relationship; presenting them as two independent sources in the Dataset Composition table would be misleading.</w:t>
-            </w:r>
-          </w:p>
-        </w:tc>
-        <w:tc>
-          <w:tcPr>
-            <w:tcW w:type="dxa" w:w="1440"/>
-          </w:tcPr>
-          <w:p>
-            <w:r>
-              <w:rPr>
-                <w:b/>
-                <w:color w:val="B01C1C"/>
-                <w:sz w:val="16"/>
-              </w:rPr>
-              <w:t>DECISION NEEDED</w:t>
-            </w:r>
-          </w:p>
-        </w:tc>
-        <w:tc>
-          <w:tcPr>
-            <w:tcW w:type="dxa" w:w="2448"/>
-          </w:tcPr>
-          <w:p>
-            <w:r>
-              <w:rPr>
-                <w:sz w:val="17"/>
-              </w:rPr>
-              <w:t>Verified by SHA-1 comparison of all 546 texts.</w:t>
-            </w:r>
-          </w:p>
-        </w:tc>
-      </w:tr>
-      <w:tr>
-        <w:tc>
-          <w:tcPr>
-            <w:tcW w:type="dxa" w:w="576"/>
-          </w:tcPr>
-          <w:p>
-            <w:r>
-              <w:rPr>
-                <w:b/>
-                <w:sz w:val="17"/>
-              </w:rPr>
-              <w:t>D3</w:t>
-            </w:r>
-          </w:p>
-        </w:tc>
-        <w:tc>
-          <w:tcPr>
-            <w:tcW w:type="dxa" w:w="2736"/>
-          </w:tcPr>
-          <w:p>
-            <w:r>
-              <w:rPr>
-                <w:sz w:val="17"/>
-              </w:rPr>
-              <w:t>Cross-dataset overlap creates train/test leakage</w:t>
-            </w:r>
-          </w:p>
-        </w:tc>
-        <w:tc>
-          <w:tcPr>
-            <w:tcW w:type="dxa" w:w="1584"/>
-          </w:tcPr>
-          <w:p>
-            <w:r>
-              <w:rPr>
-                <w:sz w:val="17"/>
-              </w:rPr>
-              <w:t>Dataset audit</w:t>
-            </w:r>
-          </w:p>
-        </w:tc>
-        <w:tc>
-          <w:tcPr>
-            <w:tcW w:type="dxa" w:w="5904"/>
-          </w:tcPr>
-          <w:p>
-            <w:r>
-              <w:rPr>
-                <w:sz w:val="17"/>
-              </w:rPr>
-              <w:t>Measured: 17 exact and 97 near duplicates between jayavibhav and promptshield_test; 29 near duplicates between promptshield_train and promptshield_validation. Training on jayavibhav and testing on promptshield_test would leak ~114 samples. Deduplication before splitting is implemented and must be run before Phase 8.</w:t>
-            </w:r>
-          </w:p>
-        </w:tc>
-        <w:tc>
-          <w:tcPr>
-            <w:tcW w:type="dxa" w:w="1440"/>
-          </w:tcPr>
-          <w:p>
-            <w:r>
-              <w:rPr>
-                <w:b/>
-                <w:color w:val="B06A00"/>
-                <w:sz w:val="16"/>
-              </w:rPr>
-              <w:t>PARTIAL</w:t>
-            </w:r>
-          </w:p>
-        </w:tc>
-        <w:tc>
-          <w:tcPr>
-            <w:tcW w:type="dxa" w:w="2448"/>
-          </w:tcPr>
-          <w:p>
-            <w:r>
-              <w:rPr>
-                <w:sz w:val="17"/>
-              </w:rPr>
-              <w:t>eval/clean_datasets.py written; not yet applied to the corpus.</w:t>
-            </w:r>
-          </w:p>
-        </w:tc>
-      </w:tr>
-      <w:tr>
-        <w:tc>
-          <w:tcPr>
-            <w:tcW w:type="dxa" w:w="576"/>
-          </w:tcPr>
-          <w:p>
-            <w:r>
-              <w:rPr>
-                <w:b/>
-                <w:sz w:val="17"/>
-              </w:rPr>
-              <w:t>D4</w:t>
-            </w:r>
-          </w:p>
-        </w:tc>
-        <w:tc>
-          <w:tcPr>
-            <w:tcW w:type="dxa" w:w="2736"/>
-          </w:tcPr>
-          <w:p>
-            <w:r>
-              <w:rPr>
-                <w:sz w:val="17"/>
-              </w:rPr>
-              <w:t>254-322 rows carry contradictory labels</w:t>
-            </w:r>
-          </w:p>
-        </w:tc>
-        <w:tc>
-          <w:tcPr>
-            <w:tcW w:type="dxa" w:w="1584"/>
-          </w:tcPr>
-          <w:p>
-            <w:r>
-              <w:rPr>
-                <w:sz w:val="17"/>
-              </w:rPr>
-              <w:t>Dataset audit</w:t>
-            </w:r>
-          </w:p>
-        </w:tc>
-        <w:tc>
-          <w:tcPr>
-            <w:tcW w:type="dxa" w:w="5904"/>
-          </w:tcPr>
-          <w:p>
-            <w:r>
-              <w:rPr>
-                <w:sz w:val="17"/>
-              </w:rPr>
-              <w:t>Same normalized text appears with both benign and malicious labels. Cleaner drops these by default (--keep-conflicts to retain). Note the near-duplicate key strips punctuation, so this is an upper bound.</w:t>
+              <w:t>RESOLVED - dropped. All 546 deepset texts appear verbatim inside jayavibhav (100% overlap, SHA-1 verified), so it contributes zero new examples and listing it as an independent source would inflate the reported corpus size. Removed from eval/fetch_datasets.py SOURCES and recorded in an EXCLUDED table with the reason; the file itself is moved to data/excluded/ rather than deleted so the claim stays re-verifiable.</w:t>
             </w:r>
           </w:p>
         </w:tc>
@@ -1373,6 +1207,172 @@
               <w:rPr>
                 <w:sz w:val="17"/>
               </w:rPr>
+              <w:t>eval/fetch_datasets.py EXCLUDED; data/excluded/deepset.csv.</w:t>
+            </w:r>
+          </w:p>
+        </w:tc>
+      </w:tr>
+      <w:tr>
+        <w:tc>
+          <w:tcPr>
+            <w:tcW w:type="dxa" w:w="576"/>
+          </w:tcPr>
+          <w:p>
+            <w:r>
+              <w:rPr>
+                <w:b/>
+                <w:sz w:val="17"/>
+              </w:rPr>
+              <w:t>D3</w:t>
+            </w:r>
+          </w:p>
+        </w:tc>
+        <w:tc>
+          <w:tcPr>
+            <w:tcW w:type="dxa" w:w="2736"/>
+          </w:tcPr>
+          <w:p>
+            <w:r>
+              <w:rPr>
+                <w:sz w:val="17"/>
+              </w:rPr>
+              <w:t>Cross-dataset overlap creates train/test leakage</w:t>
+            </w:r>
+          </w:p>
+        </w:tc>
+        <w:tc>
+          <w:tcPr>
+            <w:tcW w:type="dxa" w:w="1584"/>
+          </w:tcPr>
+          <w:p>
+            <w:r>
+              <w:rPr>
+                <w:sz w:val="17"/>
+              </w:rPr>
+              <w:t>Dataset audit</w:t>
+            </w:r>
+          </w:p>
+        </w:tc>
+        <w:tc>
+          <w:tcPr>
+            <w:tcW w:type="dxa" w:w="5904"/>
+          </w:tcPr>
+          <w:p>
+            <w:r>
+              <w:rPr>
+                <w:sz w:val="17"/>
+              </w:rPr>
+              <w:t>Measured: 17 exact and 97 near duplicates between jayavibhav and promptshield_test; 29 near duplicates between promptshield_train and promptshield_validation. Training on jayavibhav and testing on promptshield_test would leak ~114 samples. Deduplication before splitting is now applied to the corpus: 358 exact, 420 near, 319 label-conflict and 76 empty rows removed (305,162 -&gt; 303,989).</w:t>
+            </w:r>
+          </w:p>
+        </w:tc>
+        <w:tc>
+          <w:tcPr>
+            <w:tcW w:type="dxa" w:w="1440"/>
+          </w:tcPr>
+          <w:p>
+            <w:r>
+              <w:rPr>
+                <w:b/>
+                <w:color w:val="1B6E1B"/>
+                <w:sz w:val="16"/>
+              </w:rPr>
+              <w:t>IMPLEMENTED</w:t>
+            </w:r>
+          </w:p>
+        </w:tc>
+        <w:tc>
+          <w:tcPr>
+            <w:tcW w:type="dxa" w:w="2448"/>
+          </w:tcPr>
+          <w:p>
+            <w:r>
+              <w:rPr>
+                <w:sz w:val="17"/>
+              </w:rPr>
+              <w:t>data/clean/ written by eval/clean_datasets.py.</w:t>
+            </w:r>
+          </w:p>
+        </w:tc>
+      </w:tr>
+      <w:tr>
+        <w:tc>
+          <w:tcPr>
+            <w:tcW w:type="dxa" w:w="576"/>
+          </w:tcPr>
+          <w:p>
+            <w:r>
+              <w:rPr>
+                <w:b/>
+                <w:sz w:val="17"/>
+              </w:rPr>
+              <w:t>D4</w:t>
+            </w:r>
+          </w:p>
+        </w:tc>
+        <w:tc>
+          <w:tcPr>
+            <w:tcW w:type="dxa" w:w="2736"/>
+          </w:tcPr>
+          <w:p>
+            <w:r>
+              <w:rPr>
+                <w:sz w:val="17"/>
+              </w:rPr>
+              <w:t>254-322 rows carry contradictory labels</w:t>
+            </w:r>
+          </w:p>
+        </w:tc>
+        <w:tc>
+          <w:tcPr>
+            <w:tcW w:type="dxa" w:w="1584"/>
+          </w:tcPr>
+          <w:p>
+            <w:r>
+              <w:rPr>
+                <w:sz w:val="17"/>
+              </w:rPr>
+              <w:t>Dataset audit</w:t>
+            </w:r>
+          </w:p>
+        </w:tc>
+        <w:tc>
+          <w:tcPr>
+            <w:tcW w:type="dxa" w:w="5904"/>
+          </w:tcPr>
+          <w:p>
+            <w:r>
+              <w:rPr>
+                <w:sz w:val="17"/>
+              </w:rPr>
+              <w:t>Same normalized text appears with both benign and malicious labels. Cleaner drops these by default (--keep-conflicts to retain). Note the near-duplicate key strips punctuation, so this is an upper bound.</w:t>
+            </w:r>
+          </w:p>
+        </w:tc>
+        <w:tc>
+          <w:tcPr>
+            <w:tcW w:type="dxa" w:w="1440"/>
+          </w:tcPr>
+          <w:p>
+            <w:r>
+              <w:rPr>
+                <w:b/>
+                <w:color w:val="1B6E1B"/>
+                <w:sz w:val="16"/>
+              </w:rPr>
+              <w:t>IMPLEMENTED</w:t>
+            </w:r>
+          </w:p>
+        </w:tc>
+        <w:tc>
+          <w:tcPr>
+            <w:tcW w:type="dxa" w:w="2448"/>
+          </w:tcPr>
+          <w:p>
+            <w:r>
+              <w:rPr>
+                <w:sz w:val="17"/>
+              </w:rPr>
               <w:t>eval/clean_datasets.py, drop_conflicts=True</w:t>
             </w:r>
           </w:p>
@@ -1511,7 +1511,7 @@
               <w:rPr>
                 <w:sz w:val="17"/>
               </w:rPr>
-              <w:t>261,737 of 305,708 samples (86%). Its benign half is general instruction-following text (maths word problems etc.), not the banking / travel / workspace / email traffic the thesis describes. Recommend stratified subsampling to ~40-50k for Stage II training, and weighting headline FPR claims toward PromptShield, whose benign samples are closer to realistic application traffic.</w:t>
+              <w:t>261,737 of 305,708 samples (86%). Its benign half is general instruction-following text (maths word problems etc.), not the banking / travel / workspace / email traffic the thesis describes. RESOLVED - capped at 40,000 rows after deduplication, stratified by label and seeded (seed 42), giving 40,000 jayavibhav against 42,765 PromptShield: rough parity, so neither source dictates the Stage II decision boundary. The cap preserves jayavibhav's own class ratio rather than forcing 50/50, so it remains a size decision only. Headline FPR claims should still be weighted toward PromptShield, whose benign samples are closer to realistic application traffic.</w:t>
             </w:r>
           </w:p>
         </w:tc>
@@ -1523,10 +1523,10 @@
             <w:r>
               <w:rPr>
                 <w:b/>
-                <w:color w:val="B01C1C"/>
+                <w:color w:val="1B6E1B"/>
                 <w:sz w:val="16"/>
               </w:rPr>
-              <w:t>DECISION NEEDED</w:t>
+              <w:t>IMPLEMENTED</w:t>
             </w:r>
           </w:p>
         </w:tc>
@@ -1539,7 +1539,7 @@
               <w:rPr>
                 <w:sz w:val="17"/>
               </w:rPr>
-              <w:t>Affects Table 11 composition and FPR interpretation.</w:t>
+              <w:t>DATASET_CAPS in eval/clean_datasets.py; --no-cap disables.</w:t>
             </w:r>
           </w:p>
         </w:tc>
@@ -1880,7 +1880,7 @@
               <w:rPr>
                 <w:sz w:val="17"/>
               </w:rPr>
-              <w:t>Replace the MCP-ATTACKBENCH / PromptShield / AgentDojo rows and the 97,448 total with the actual corpus: PromptShield 43,425 (official splits), jayavibhav 261,737, deepset 546 (disclose as jayavibhav subset). State that MCP-ATTACKBENCH was unavailable at time of writing.</w:t>
+              <w:t>Replace the MCP-ATTACKBENCH / PromptShield / AgentDojo rows and the 97,448 total with the final corpus as built: PromptShield 42,765 (official splits, post-dedup) and jayavibhav 40,000 (capped, post-dedup), total 82,765 - 46,927 benign / 35,838 malicious, 43.3% malicious. State that MCP-ATTACKBENCH was unavailable at time of writing, and that deepset/prompt-injections was excluded as a proper subset of jayavibhav.</w:t>
             </w:r>
           </w:p>
         </w:tc>
@@ -1908,7 +1908,7 @@
               <w:rPr>
                 <w:sz w:val="17"/>
               </w:rPr>
-              <w:t>Chapter III, Table 11.</w:t>
+              <w:t>Chapter III, Table 11. Numbers from data/clean/.</w:t>
             </w:r>
           </w:p>
         </w:tc>
@@ -3954,7 +3954,7 @@
               <w:rPr>
                 <w:sz w:val="17"/>
               </w:rPr>
-              <w:t>Keep or drop deepset?</w:t>
+              <w:t>Keep or drop deepset? - ANSWERED: drop</w:t>
             </w:r>
           </w:p>
         </w:tc>
@@ -3967,7 +3967,7 @@
               <w:rPr>
                 <w:sz w:val="17"/>
               </w:rPr>
-              <w:t>It is a 100% subset of jayavibhav. Recommendation: drop from the corpus, retain the citation with the subset relationship disclosed.</w:t>
+              <w:t>Dropped. See D2. Retain the citation in Chapter II with the subset relationship to jayavibhav disclosed.</w:t>
             </w:r>
           </w:p>
         </w:tc>
@@ -3996,7 +3996,7 @@
               <w:rPr>
                 <w:sz w:val="17"/>
               </w:rPr>
-              <w:t>Subsample jayavibhav?</w:t>
+              <w:t>Subsample jayavibhav? - ANSWERED: yes, capped at 40,000</w:t>
             </w:r>
           </w:p>
         </w:tc>
@@ -4009,7 +4009,7 @@
               <w:rPr>
                 <w:sz w:val="17"/>
               </w:rPr>
-              <w:t>86% of the corpus and not application-representative. Recommendation: stratified subsample to ~40-50k for training.</w:t>
+              <w:t>Capped. See D6. Final corpus 82,765 at 43.3% malicious.</w:t>
             </w:r>
           </w:p>
         </w:tc>

--- a/docs/MOCHI_Comments_Register.docx
+++ b/docs/MOCHI_Comments_Register.docx
@@ -24,7 +24,7 @@
         <w:br/>
         <w:t>Lao, H. A. A.  |  Macias, J. M. C.  |  Maglangit, R. M.</w:t>
         <w:br/>
-        <w:t>Generated 12 August 2026</w:t>
+        <w:t>Generated 17 August 2026</w:t>
       </w:r>
     </w:p>
     <w:p/>
@@ -1638,6 +1638,255 @@
                 <w:b/>
                 <w:sz w:val="17"/>
               </w:rPr>
+              <w:t>D9</w:t>
+            </w:r>
+          </w:p>
+        </w:tc>
+        <w:tc>
+          <w:tcPr>
+            <w:tcW w:type="dxa" w:w="2736"/>
+          </w:tcPr>
+          <w:p>
+            <w:r>
+              <w:rPr>
+                <w:sz w:val="17"/>
+              </w:rPr>
+              <w:t>Stage I silently truncated long documents at 20,000 characters</w:t>
+            </w:r>
+          </w:p>
+        </w:tc>
+        <w:tc>
+          <w:tcPr>
+            <w:tcW w:type="dxa" w:w="1584"/>
+          </w:tcPr>
+          <w:p>
+            <w:r>
+              <w:rPr>
+                <w:sz w:val="17"/>
+              </w:rPr>
+              <w:t>Adviser comment: 'what if 10 words but 1 word only malicious'</w:t>
+            </w:r>
+          </w:p>
+        </w:tc>
+        <w:tc>
+          <w:tcPr>
+            <w:tcW w:type="dxa" w:w="5904"/>
+          </w:tcPr>
+          <w:p>
+            <w:r>
+              <w:rPr>
+                <w:sz w:val="17"/>
+              </w:rPr>
+              <w:t>DEFECT, now FIXED. scan_text() cut every text to the first 20,000 chars and still reported a clean 'pass', so any injection past that point was invisible - the same tail-truncation failure D5 flagged for Stage II, one stage earlier than anyone was looking. Its docstring claimed 'longer input is chunked by the caller'; no caller chunked. Now scanned as overlapping 20,000-char windows (512-char overlap so a boundary-straddling payload is still seen whole), bounded at 100,000 chars total, and a scan that hits the ceiling reports 'pass_truncated' instead of 'pass'. Measured cost ~0.5 ms per 1,000 chars, so the earlier '&lt;2 ms budget' claim held only for short prompts.</w:t>
+            </w:r>
+          </w:p>
+        </w:tc>
+        <w:tc>
+          <w:tcPr>
+            <w:tcW w:type="dxa" w:w="1440"/>
+          </w:tcPr>
+          <w:p>
+            <w:r>
+              <w:rPr>
+                <w:b/>
+                <w:color w:val="1B6E1B"/>
+                <w:sz w:val="16"/>
+              </w:rPr>
+              <w:t>IMPLEMENTED</w:t>
+            </w:r>
+          </w:p>
+        </w:tc>
+        <w:tc>
+          <w:tcPr>
+            <w:tcW w:type="dxa" w:w="2448"/>
+          </w:tcPr>
+          <w:p>
+            <w:r>
+              <w:rPr>
+                <w:sz w:val="17"/>
+              </w:rPr>
+              <w:t>mochi/detect/chunking.py; 11 regression tests in tests/test_stage1.py.</w:t>
+            </w:r>
+          </w:p>
+        </w:tc>
+      </w:tr>
+      <w:tr>
+        <w:tc>
+          <w:tcPr>
+            <w:tcW w:type="dxa" w:w="576"/>
+          </w:tcPr>
+          <w:p>
+            <w:r>
+              <w:rPr>
+                <w:b/>
+                <w:sz w:val="17"/>
+              </w:rPr>
+              <w:t>D10</w:t>
+            </w:r>
+          </w:p>
+        </w:tc>
+        <w:tc>
+          <w:tcPr>
+            <w:tcW w:type="dxa" w:w="2736"/>
+          </w:tcPr>
+          <w:p>
+            <w:r>
+              <w:rPr>
+                <w:sz w:val="17"/>
+              </w:rPr>
+              <w:t>Malicious spans occupy a median 3.4% of their document</w:t>
+            </w:r>
+          </w:p>
+        </w:tc>
+        <w:tc>
+          <w:tcPr>
+            <w:tcW w:type="dxa" w:w="1584"/>
+          </w:tcPr>
+          <w:p>
+            <w:r>
+              <w:rPr>
+                <w:sz w:val="17"/>
+              </w:rPr>
+              <w:t>Adviser comments: 'context to the class label', 'which token can contribute to the prediction'</w:t>
+            </w:r>
+          </w:p>
+        </w:tc>
+        <w:tc>
+          <w:tcPr>
+            <w:tcW w:type="dxa" w:w="5904"/>
+          </w:tcPr>
+          <w:p>
+            <w:r>
+              <w:rPr>
+                <w:sz w:val="17"/>
+              </w:rPr>
+              <w:t>MEASURED. Using Stage I's matched span as a proxy across 2,624 locatable malicious samples: 72.0% of attacks occupy under 5% of their document, 21.0% occupy 5-10%, median 3.4%, worst case 0.0006%. The adviser's '1 word in 10' is generous - reality is nearer 1 in 30. Consequence: mean pooling (the sentence-transformers default) yields a document vector that is ~97% benign text, so the malicious direction is averaged into noise. Stage II therefore uses gated attention pooling and max-over-windows, and reports the winning span plus top attributed tokens. Formal framing for the thesis: multiple-instance learning (Ilse, Tomczak &amp; Welling, ICML 2018) - the bag carries the label, a few instances carry the evidence. Caveat: the 2,624 sample is biased toward attacks Stage I already catches; re-measure once Stage II can score spans on all 35,838.</w:t>
+            </w:r>
+          </w:p>
+        </w:tc>
+        <w:tc>
+          <w:tcPr>
+            <w:tcW w:type="dxa" w:w="1440"/>
+          </w:tcPr>
+          <w:p>
+            <w:r>
+              <w:rPr>
+                <w:b/>
+                <w:color w:val="1B6E1B"/>
+                <w:sz w:val="16"/>
+              </w:rPr>
+              <w:t>IMPLEMENTED</w:t>
+            </w:r>
+          </w:p>
+        </w:tc>
+        <w:tc>
+          <w:tcPr>
+            <w:tcW w:type="dxa" w:w="2448"/>
+          </w:tcPr>
+          <w:p>
+            <w:r>
+              <w:rPr>
+                <w:sz w:val="17"/>
+              </w:rPr>
+              <w:t>training/model.py AttentionPool; mochi/detect/stage2_semantic.py.</w:t>
+            </w:r>
+          </w:p>
+        </w:tc>
+      </w:tr>
+      <w:tr>
+        <w:tc>
+          <w:tcPr>
+            <w:tcW w:type="dxa" w:w="576"/>
+          </w:tcPr>
+          <w:p>
+            <w:r>
+              <w:rPr>
+                <w:b/>
+                <w:sz w:val="17"/>
+              </w:rPr>
+              <w:t>D11</w:t>
+            </w:r>
+          </w:p>
+        </w:tc>
+        <w:tc>
+          <w:tcPr>
+            <w:tcW w:type="dxa" w:w="2736"/>
+          </w:tcPr>
+          <w:p>
+            <w:r>
+              <w:rPr>
+                <w:sz w:val="17"/>
+              </w:rPr>
+              <w:t>The corpus cannot exercise the dilution problem it revealed</w:t>
+            </w:r>
+          </w:p>
+        </w:tc>
+        <w:tc>
+          <w:tcPr>
+            <w:tcW w:type="dxa" w:w="1584"/>
+          </w:tcPr>
+          <w:p>
+            <w:r>
+              <w:rPr>
+                <w:sz w:val="17"/>
+              </w:rPr>
+              <w:t>Follows from D9/D10</w:t>
+            </w:r>
+          </w:p>
+        </w:tc>
+        <w:tc>
+          <w:tcPr>
+            <w:tcW w:type="dxa" w:w="5904"/>
+          </w:tcPr>
+          <w:p>
+            <w:r>
+              <w:rPr>
+                <w:sz w:val="17"/>
+              </w:rPr>
+              <w:t>Only 3 of 82,765 cleaned samples exceed 20,000 characters, and 1 of those is malicious. The corpus is almost entirely short prompts, so the long-document truncation fix changes no corpus metric - and the dilution behaviour that matters most for indirect injection via retrieved documents cannot be measured on it at all. Report dilution handling from the synthetic tests, and state plainly in Chapter III that the public corpora are not representative of the indirect-injection deployment scenario MOCHI targets. This is an argument for a purpose-built indirect fixture set, which is what the Figure 12 attack simulation should become.</w:t>
+            </w:r>
+          </w:p>
+        </w:tc>
+        <w:tc>
+          <w:tcPr>
+            <w:tcW w:type="dxa" w:w="1440"/>
+          </w:tcPr>
+          <w:p>
+            <w:r>
+              <w:rPr>
+                <w:b/>
+                <w:color w:val="B01C1C"/>
+                <w:sz w:val="16"/>
+              </w:rPr>
+              <w:t>DECISION NEEDED</w:t>
+            </w:r>
+          </w:p>
+        </w:tc>
+        <w:tc>
+          <w:tcPr>
+            <w:tcW w:type="dxa" w:w="2448"/>
+          </w:tcPr>
+          <w:p>
+            <w:r>
+              <w:rPr>
+                <w:sz w:val="17"/>
+              </w:rPr>
+              <w:t>Affects Chapter III Limitations and Phase 13 design.</w:t>
+            </w:r>
+          </w:p>
+        </w:tc>
+      </w:tr>
+      <w:tr>
+        <w:tc>
+          <w:tcPr>
+            <w:tcW w:type="dxa" w:w="576"/>
+          </w:tcPr>
+          <w:p>
+            <w:r>
+              <w:rPr>
+                <w:b/>
+                <w:sz w:val="17"/>
+              </w:rPr>
               <w:t>D8</w:t>
             </w:r>
           </w:p>
@@ -3310,7 +3559,7 @@
               <w:rPr>
                 <w:sz w:val="17"/>
               </w:rPr>
-              <w:t>P=0.9700 R=0.0521 F1=0.0989 FPR=0.0015, 0.43 ms mean</w:t>
+              <w:t>On the balanced corpus: P=0.9728 R=0.0590 F1=0.1112 FPR=0.0013, 0.550 ms mean / 1.611 ms p95. Long-document scanning fixed (see D9).</w:t>
             </w:r>
           </w:p>
         </w:tc>
@@ -3408,10 +3657,10 @@
             <w:r>
               <w:rPr>
                 <w:b/>
-                <w:color w:val="888888"/>
+                <w:color w:val="B06A00"/>
                 <w:sz w:val="16"/>
               </w:rPr>
-              <w:t>NOT STARTED</w:t>
+              <w:t>PARTIAL</w:t>
             </w:r>
           </w:p>
         </w:tc>
@@ -3424,7 +3673,7 @@
               <w:rPr>
                 <w:sz w:val="17"/>
               </w:rPr>
-              <w:t>Requires GPU fine-tune of multilingual-e5; recall should rise sharply</w:t>
+              <w:t>Code complete and fully tested through a stub scorer (44 tests); model not yet trained. Chunk-and-take-max, gated attention pooling, and span attribution implemented per D5/D10. Remaining: Colab fine-tune and export to models/e5-fine-tuned/.</w:t>
             </w:r>
           </w:p>
         </w:tc>
@@ -4010,6 +4259,48 @@
                 <w:sz w:val="17"/>
               </w:rPr>
               <w:t>Capped. See D6. Final corpus 82,765 at 43.3% malicious.</w:t>
+            </w:r>
+          </w:p>
+        </w:tc>
+      </w:tr>
+      <w:tr>
+        <w:tc>
+          <w:tcPr>
+            <w:tcW w:type="dxa" w:w="720"/>
+          </w:tcPr>
+          <w:p>
+            <w:r>
+              <w:rPr>
+                <w:b/>
+                <w:sz w:val="17"/>
+              </w:rPr>
+              <w:t>Q8</w:t>
+            </w:r>
+          </w:p>
+        </w:tc>
+        <w:tc>
+          <w:tcPr>
+            <w:tcW w:type="dxa" w:w="4608"/>
+          </w:tcPr>
+          <w:p>
+            <w:r>
+              <w:rPr>
+                <w:sz w:val="17"/>
+              </w:rPr>
+              <w:t>Build a purpose-built indirect-injection fixture set? - see D11</w:t>
+            </w:r>
+          </w:p>
+        </w:tc>
+        <w:tc>
+          <w:tcPr>
+            <w:tcW w:type="dxa" w:w="9360"/>
+          </w:tcPr>
+          <w:p>
+            <w:r>
+              <w:rPr>
+                <w:sz w:val="17"/>
+              </w:rPr>
+              <w:t>The public corpora are 99.996% short prompts, so they cannot test the long-document dilution case that is MOCHI's main claimed value. Recommendation: yes - fold it into the Figure 12 attack simulation.</w:t>
             </w:r>
           </w:p>
         </w:tc>

--- a/docs/MOCHI_Comments_Register.docx
+++ b/docs/MOCHI_Comments_Register.docx
@@ -1638,6 +1638,89 @@
                 <w:b/>
                 <w:sz w:val="17"/>
               </w:rPr>
+              <w:t>D12</w:t>
+            </w:r>
+          </w:p>
+        </w:tc>
+        <w:tc>
+          <w:tcPr>
+            <w:tcW w:type="dxa" w:w="2736"/>
+          </w:tcPr>
+          <w:p>
+            <w:r>
+              <w:rPr>
+                <w:sz w:val="17"/>
+              </w:rPr>
+              <w:t>Span-level redaction left the exfiltration target in the prompt</w:t>
+            </w:r>
+          </w:p>
+        </w:tc>
+        <w:tc>
+          <w:tcPr>
+            <w:tcW w:type="dxa" w:w="1584"/>
+          </w:tcPr>
+          <w:p>
+            <w:r>
+              <w:rPr>
+                <w:sz w:val="17"/>
+              </w:rPr>
+              <w:t>Found by running demo/enforcement_demo.py</w:t>
+            </w:r>
+          </w:p>
+        </w:tc>
+        <w:tc>
+          <w:tcPr>
+            <w:tcW w:type="dxa" w:w="5904"/>
+          </w:tcPr>
+          <w:p>
+            <w:r>
+              <w:rPr>
+                <w:sz w:val="17"/>
+              </w:rPr>
+              <w:t>DEFECT, now FIXED. Sanitisation originally removed the detector's matched span. But a match is a partial view of the instruction: the pattern for 'email X to Y' matched 'email the admin password' and not 'to evil@example.com', so redaction forwarded the exfiltration address to the model, plus fragments stranded between two overlapping matches. Redaction now removes the enclosing sentence, and the boundary rule requires whitespace after a terminator so the dot in 'example.com' does not end a sentence mid-domain. Lesson for the write-up: removing what a detector matched is not the same as neutralising a payload.</w:t>
+            </w:r>
+          </w:p>
+        </w:tc>
+        <w:tc>
+          <w:tcPr>
+            <w:tcW w:type="dxa" w:w="1440"/>
+          </w:tcPr>
+          <w:p>
+            <w:r>
+              <w:rPr>
+                <w:b/>
+                <w:color w:val="1B6E1B"/>
+                <w:sz w:val="16"/>
+              </w:rPr>
+              <w:t>IMPLEMENTED</w:t>
+            </w:r>
+          </w:p>
+        </w:tc>
+        <w:tc>
+          <w:tcPr>
+            <w:tcW w:type="dxa" w:w="2448"/>
+          </w:tcPr>
+          <w:p>
+            <w:r>
+              <w:rPr>
+                <w:sz w:val="17"/>
+              </w:rPr>
+              <w:t>mochi/mitigate/sanitizer.py; 6 regression tests.</w:t>
+            </w:r>
+          </w:p>
+        </w:tc>
+      </w:tr>
+      <w:tr>
+        <w:tc>
+          <w:tcPr>
+            <w:tcW w:type="dxa" w:w="576"/>
+          </w:tcPr>
+          <w:p>
+            <w:r>
+              <w:rPr>
+                <w:b/>
+                <w:sz w:val="17"/>
+              </w:rPr>
               <w:t>D9</w:t>
             </w:r>
           </w:p>
@@ -3771,10 +3854,10 @@
             <w:r>
               <w:rPr>
                 <w:b/>
-                <w:color w:val="888888"/>
+                <w:color w:val="1B6E1B"/>
                 <w:sz w:val="16"/>
               </w:rPr>
-              <w:t>NOT STARTED</w:t>
+              <w:t>IMPLEMENTED</w:t>
             </w:r>
           </w:p>
         </w:tc>
@@ -3787,7 +3870,7 @@
               <w:rPr>
                 <w:sz w:val="17"/>
               </w:rPr>
-              <w:t>ALLOW / BLOCK / SANITIZE using segment trust</w:t>
+              <w:t>ALLOW / BLOCK / SANITIZE using segment trust. Closes FR2 - before this the gateway detected attacks and forwarded them anyway. Resolves the Stage II uncertain band by trust rather than an LLM arbiter (Q7). 31 tests; demo/enforcement_demo.py covers 9 scenarios.</w:t>
             </w:r>
           </w:p>
         </w:tc>
@@ -4259,6 +4342,48 @@
                 <w:sz w:val="17"/>
               </w:rPr>
               <w:t>Capped. See D6. Final corpus 82,765 at 43.3% malicious.</w:t>
+            </w:r>
+          </w:p>
+        </w:tc>
+      </w:tr>
+      <w:tr>
+        <w:tc>
+          <w:tcPr>
+            <w:tcW w:type="dxa" w:w="720"/>
+          </w:tcPr>
+          <w:p>
+            <w:r>
+              <w:rPr>
+                <w:b/>
+                <w:sz w:val="17"/>
+              </w:rPr>
+              <w:t>Q7</w:t>
+            </w:r>
+          </w:p>
+        </w:tc>
+        <w:tc>
+          <w:tcPr>
+            <w:tcW w:type="dxa" w:w="4608"/>
+          </w:tcPr>
+          <w:p>
+            <w:r>
+              <w:rPr>
+                <w:sz w:val="17"/>
+              </w:rPr>
+              <w:t>Omit the Stage III LLM arbiter? - ANSWERED: yes, by default</w:t>
+            </w:r>
+          </w:p>
+        </w:tc>
+        <w:tc>
+          <w:tcPr>
+            <w:tcW w:type="dxa" w:w="9360"/>
+          </w:tcPr>
+          <w:p>
+            <w:r>
+              <w:rPr>
+                <w:sz w:val="17"/>
+              </w:rPr>
+              <w:t>Implemented in Phase 10: the Stage II uncertain band is resolved by source trust, deterministically and at zero latency. Stage III remains planned behind a flag, default off, reported as an ablation arm. Reasons beyond cost: an LLM arbiter is itself prompt-injectable, is not reproducible (which the Reliability section requires), and forces a network dependency on a security component.</w:t>
             </w:r>
           </w:p>
         </w:tc>
